--- a/assets/demo/reporte-ejecutivo/minuta_contable.docx
+++ b/assets/demo/reporte-ejecutivo/minuta_contable.docx
@@ -498,7 +498,7 @@
                 <w:sz w:val="17"/>
                 <w:szCs w:val="17"/>
               </w:rPr>
-              <w:t xml:space="preserve">El ejercicio 2028 reporta 1 cuenta(s) de resultados que no existían en 2027: gastos_desarrollo (S/ 395,000).</w:t>
+              <w:t xml:space="preserve">El ejercicio 2028 reporta 1 cuenta(s) de resultados que no existían en 2027: gastos_de_desarrollo_de_nuevos_negocios ...</w:t>
             </w:r>
           </w:p>
         </w:tc>
@@ -589,7 +589,7 @@
           <w:sz w:val="22"/>
           <w:szCs w:val="22"/>
         </w:rPr>
-        <w:t xml:space="preserve">Coherencia de Periodos</w:t>
+        <w:t xml:space="preserve">Ecuación Patrimonial</w:t>
       </w:r>
     </w:p>
     <w:p>
@@ -604,15 +604,15 @@
           <w:sz w:val="20"/>
           <w:szCs w:val="20"/>
         </w:rPr>
-        <w:t xml:space="preserve">🟡 ADVERTENCIA: </w:t>
-      </w:r>
-      <w:r>
-        <w:rPr>
-          <w:rFonts w:ascii="Arial" w:cs="Arial" w:eastAsia="Arial" w:hAnsi="Arial"/>
-          <w:sz w:val="20"/>
-          <w:szCs w:val="20"/>
-        </w:rPr>
-        <w:t xml:space="preserve">En 2027, el balance se titula "Al 31 de Diciembre del 2027" pero su columna de datos está rotulada "11/2027".</w:t>
+        <w:t xml:space="preserve">✅ OK: </w:t>
+      </w:r>
+      <w:r>
+        <w:rPr>
+          <w:rFonts w:ascii="Arial" w:cs="Arial" w:eastAsia="Arial" w:hAnsi="Arial"/>
+          <w:sz w:val="20"/>
+          <w:szCs w:val="20"/>
+        </w:rPr>
+        <w:t xml:space="preserve">Total Activo (S/ 23,255,000) = Total Pasivo + Patrimonio (S/ 23,255,000). Cuadra correctamente.</w:t>
       </w:r>
     </w:p>
     <w:p>
@@ -642,60 +642,7 @@
           <w:sz w:val="19"/>
           <w:szCs w:val="19"/>
         </w:rPr>
-        <w:t xml:space="preserve">Resolver a qué corte corresponde la columna y unificar el rótulo con el título de la hoja.</w:t>
-      </w:r>
-    </w:p>
-    <w:p>
-      <w:pPr>
-        <w:spacing w:after="60"/>
-      </w:pPr>
-      <w:r>
-        <w:rPr>
-          <w:rFonts w:ascii="Arial" w:cs="Arial" w:eastAsia="Arial" w:hAnsi="Arial"/>
-          <w:b/>
-          <w:bCs/>
-          <w:sz w:val="20"/>
-          <w:szCs w:val="20"/>
-        </w:rPr>
-        <w:t xml:space="preserve">🟡 ADVERTENCIA: </w:t>
-      </w:r>
-      <w:r>
-        <w:rPr>
-          <w:rFonts w:ascii="Arial" w:cs="Arial" w:eastAsia="Arial" w:hAnsi="Arial"/>
-          <w:sz w:val="20"/>
-          <w:szCs w:val="20"/>
-        </w:rPr>
-        <w:t xml:space="preserve">En 2028 el estado de resultados declara "Al 31/10/2028" mientras el balance declara "Al 31 de Diciembre del 2028". Las cifras del estado de resultados concilian con el balance de cierre.</w:t>
-      </w:r>
-    </w:p>
-    <w:p>
-      <w:pPr>
-        <w:spacing w:after="140"/>
-        <w:ind w:left="360"/>
-      </w:pPr>
-      <w:r>
-        <w:rPr>
-          <w:rFonts w:ascii="Arial" w:cs="Arial" w:eastAsia="Arial" w:hAnsi="Arial"/>
-          <w:b/>
-          <w:bCs/>
-          <w:i/>
-          <w:iCs/>
-          <w:color w:val="6C757D"/>
-          <w:sz w:val="19"/>
-          <w:szCs w:val="19"/>
-        </w:rPr>
-        <w:t xml:space="preserve">Acción sugerida: </w:t>
-      </w:r>
-      <w:r>
-        <w:rPr>
-          <w:rFonts w:ascii="Arial" w:cs="Arial" w:eastAsia="Arial" w:hAnsi="Arial"/>
-          <w:i/>
-          <w:iCs/>
-          <w:color w:val="6C757D"/>
-          <w:sz w:val="19"/>
-          <w:szCs w:val="19"/>
-        </w:rPr>
-        <w:t xml:space="preserve">Confirmar con contabilidad el corte real del estado de resultados y corregir el encabezado. Si las cifras son de cierre, el encabezado debe decir 31 de diciembre.</w:t>
+        <w:t xml:space="preserve">Ninguna.</w:t>
       </w:r>
     </w:p>
     <w:p>
@@ -712,6 +659,199 @@
           <w:sz w:val="22"/>
           <w:szCs w:val="22"/>
         </w:rPr>
+        <w:t xml:space="preserve">Consistencia EGP ↔ ESF</w:t>
+      </w:r>
+    </w:p>
+    <w:p>
+      <w:pPr>
+        <w:spacing w:after="60"/>
+      </w:pPr>
+      <w:r>
+        <w:rPr>
+          <w:rFonts w:ascii="Arial" w:cs="Arial" w:eastAsia="Arial" w:hAnsi="Arial"/>
+          <w:b/>
+          <w:bCs/>
+          <w:sz w:val="20"/>
+          <w:szCs w:val="20"/>
+        </w:rPr>
+        <w:t xml:space="preserve">✅ OK: </w:t>
+      </w:r>
+      <w:r>
+        <w:rPr>
+          <w:rFonts w:ascii="Arial" w:cs="Arial" w:eastAsia="Arial" w:hAnsi="Arial"/>
+          <w:sz w:val="20"/>
+          <w:szCs w:val="20"/>
+        </w:rPr>
+        <w:t xml:space="preserve">Resultado del Ejercicio coincide entre EGP y ESF: S/ 1,985,844.</w:t>
+      </w:r>
+    </w:p>
+    <w:p>
+      <w:pPr>
+        <w:spacing w:after="140"/>
+        <w:ind w:left="360"/>
+      </w:pPr>
+      <w:r>
+        <w:rPr>
+          <w:rFonts w:ascii="Arial" w:cs="Arial" w:eastAsia="Arial" w:hAnsi="Arial"/>
+          <w:b/>
+          <w:bCs/>
+          <w:i/>
+          <w:iCs/>
+          <w:color w:val="6C757D"/>
+          <w:sz w:val="19"/>
+          <w:szCs w:val="19"/>
+        </w:rPr>
+        <w:t xml:space="preserve">Acción sugerida: </w:t>
+      </w:r>
+      <w:r>
+        <w:rPr>
+          <w:rFonts w:ascii="Arial" w:cs="Arial" w:eastAsia="Arial" w:hAnsi="Arial"/>
+          <w:i/>
+          <w:iCs/>
+          <w:color w:val="6C757D"/>
+          <w:sz w:val="19"/>
+          <w:szCs w:val="19"/>
+        </w:rPr>
+        <w:t xml:space="preserve">Ninguna.</w:t>
+      </w:r>
+    </w:p>
+    <w:p>
+      <w:pPr>
+        <w:pStyle w:val="Heading3"/>
+        <w:spacing w:after="80" w:before="200"/>
+      </w:pPr>
+      <w:r>
+        <w:rPr>
+          <w:rFonts w:ascii="Arial" w:cs="Arial" w:eastAsia="Arial" w:hAnsi="Arial"/>
+          <w:b/>
+          <w:bCs/>
+          <w:color w:val="0B5394"/>
+          <w:sz w:val="22"/>
+          <w:szCs w:val="22"/>
+        </w:rPr>
+        <w:t xml:space="preserve">Coherencia de Periodos</w:t>
+      </w:r>
+    </w:p>
+    <w:p>
+      <w:pPr>
+        <w:spacing w:after="60"/>
+      </w:pPr>
+      <w:r>
+        <w:rPr>
+          <w:rFonts w:ascii="Arial" w:cs="Arial" w:eastAsia="Arial" w:hAnsi="Arial"/>
+          <w:b/>
+          <w:bCs/>
+          <w:sz w:val="20"/>
+          <w:szCs w:val="20"/>
+        </w:rPr>
+        <w:t xml:space="preserve">🟡 ADVERTENCIA: </w:t>
+      </w:r>
+      <w:r>
+        <w:rPr>
+          <w:rFonts w:ascii="Arial" w:cs="Arial" w:eastAsia="Arial" w:hAnsi="Arial"/>
+          <w:sz w:val="20"/>
+          <w:szCs w:val="20"/>
+        </w:rPr>
+        <w:t xml:space="preserve">En 2027, el balance se titula "Al 31 de Diciembre del 2027" pero su columna de datos está rotulada "11/2027".</w:t>
+      </w:r>
+    </w:p>
+    <w:p>
+      <w:pPr>
+        <w:spacing w:after="140"/>
+        <w:ind w:left="360"/>
+      </w:pPr>
+      <w:r>
+        <w:rPr>
+          <w:rFonts w:ascii="Arial" w:cs="Arial" w:eastAsia="Arial" w:hAnsi="Arial"/>
+          <w:b/>
+          <w:bCs/>
+          <w:i/>
+          <w:iCs/>
+          <w:color w:val="6C757D"/>
+          <w:sz w:val="19"/>
+          <w:szCs w:val="19"/>
+        </w:rPr>
+        <w:t xml:space="preserve">Acción sugerida: </w:t>
+      </w:r>
+      <w:r>
+        <w:rPr>
+          <w:rFonts w:ascii="Arial" w:cs="Arial" w:eastAsia="Arial" w:hAnsi="Arial"/>
+          <w:i/>
+          <w:iCs/>
+          <w:color w:val="6C757D"/>
+          <w:sz w:val="19"/>
+          <w:szCs w:val="19"/>
+        </w:rPr>
+        <w:t xml:space="preserve">Resolver a qué corte corresponde la columna y unificar el rótulo con el título de la hoja.</w:t>
+      </w:r>
+    </w:p>
+    <w:p>
+      <w:pPr>
+        <w:spacing w:after="60"/>
+      </w:pPr>
+      <w:r>
+        <w:rPr>
+          <w:rFonts w:ascii="Arial" w:cs="Arial" w:eastAsia="Arial" w:hAnsi="Arial"/>
+          <w:b/>
+          <w:bCs/>
+          <w:sz w:val="20"/>
+          <w:szCs w:val="20"/>
+        </w:rPr>
+        <w:t xml:space="preserve">🟡 ADVERTENCIA: </w:t>
+      </w:r>
+      <w:r>
+        <w:rPr>
+          <w:rFonts w:ascii="Arial" w:cs="Arial" w:eastAsia="Arial" w:hAnsi="Arial"/>
+          <w:sz w:val="20"/>
+          <w:szCs w:val="20"/>
+        </w:rPr>
+        <w:t xml:space="preserve">En 2028 el estado de resultados declara "Al 31/10/2028" mientras el balance declara "Al 31 de Diciembre del 2028". Las cifras del estado de resultados concilian con el balance de cierre.</w:t>
+      </w:r>
+    </w:p>
+    <w:p>
+      <w:pPr>
+        <w:spacing w:after="140"/>
+        <w:ind w:left="360"/>
+      </w:pPr>
+      <w:r>
+        <w:rPr>
+          <w:rFonts w:ascii="Arial" w:cs="Arial" w:eastAsia="Arial" w:hAnsi="Arial"/>
+          <w:b/>
+          <w:bCs/>
+          <w:i/>
+          <w:iCs/>
+          <w:color w:val="6C757D"/>
+          <w:sz w:val="19"/>
+          <w:szCs w:val="19"/>
+        </w:rPr>
+        <w:t xml:space="preserve">Acción sugerida: </w:t>
+      </w:r>
+      <w:r>
+        <w:rPr>
+          <w:rFonts w:ascii="Arial" w:cs="Arial" w:eastAsia="Arial" w:hAnsi="Arial"/>
+          <w:i/>
+          <w:iCs/>
+          <w:color w:val="6C757D"/>
+          <w:sz w:val="19"/>
+          <w:szCs w:val="19"/>
+        </w:rPr>
+        <w:t xml:space="preserve">Confirmar con contabilidad el corte real del estado de resultados y corregir el encabezado. Si las cifras son de cierre, el encabezado debe decir 31 de diciembre.</w:t>
+      </w:r>
+    </w:p>
+    <w:p>
+      <w:pPr>
+        <w:pStyle w:val="Heading3"/>
+        <w:spacing w:after="80" w:before="200"/>
+      </w:pPr>
+      <w:r>
+        <w:rPr>
+          <w:rFonts w:ascii="Arial" w:cs="Arial" w:eastAsia="Arial" w:hAnsi="Arial"/>
+          <w:b/>
+          <w:bCs/>
+          <w:color w:val="0B5394"/>
+          <w:sz w:val="22"/>
+          <w:szCs w:val="22"/>
+        </w:rPr>
         <w:t xml:space="preserve">Comparabilidad entre Periodos</w:t>
       </w:r>
     </w:p>
@@ -735,7 +875,7 @@
           <w:sz w:val="20"/>
           <w:szCs w:val="20"/>
         </w:rPr>
-        <w:t xml:space="preserve">El ejercicio 2028 reporta 1 cuenta(s) de resultados que no existían en 2027: gastos_desarrollo (S/ 395,000).</w:t>
+        <w:t xml:space="preserve">El ejercicio 2028 reporta 1 cuenta(s) de resultados que no existían en 2027: gastos_de_desarrollo_de_nuevos_negocios (S/ 395,000).</w:t>
       </w:r>
     </w:p>
     <w:p>
